--- a/Практика/УП0.3/нормализация 2.0.docx
+++ b/Практика/УП0.3/нормализация 2.0.docx
@@ -46,7 +46,7 @@
                     <a:blip r:embed="rId6" cstate="print">
                       <a:extLst>
                         <a:ext uri="{28A0092B-C50C-407E-A947-70E740481C1C}">
-                          <a14:useLocalDpi xmlns="" xmlns:wpc="http://schemas.microsoft.com/office/word/2010/wordprocessingCanvas" xmlns:mc="http://schemas.openxmlformats.org/markup-compatibility/2006" xmlns:o="urn:schemas-microsoft-com:office:office" xmlns:v="urn:schemas-microsoft-com:vml" xmlns:wp14="http://schemas.microsoft.com/office/word/2010/wordprocessingDrawing" xmlns:w10="urn:schemas-microsoft-com:office:word" xmlns:w="http://schemas.openxmlformats.org/wordprocessingml/2006/main" xmlns:w14="http://schemas.microsoft.com/office/word/2010/wordml" xmlns:wpg="http://schemas.microsoft.com/office/word/2010/wordprocessingGroup" xmlns:wpi="http://schemas.microsoft.com/office/word/2010/wordprocessingInk" xmlns:wps="http://schemas.microsoft.com/office/word/2010/wordprocessingShape" xmlns:a14="http://schemas.microsoft.com/office/drawing/2010/main" val="0"/>
+                          <a14:useLocalDpi xmlns:a14="http://schemas.microsoft.com/office/drawing/2010/main" xmlns:wps="http://schemas.microsoft.com/office/word/2010/wordprocessingShape" xmlns:wpi="http://schemas.microsoft.com/office/word/2010/wordprocessingInk" xmlns:wpg="http://schemas.microsoft.com/office/word/2010/wordprocessingGroup" xmlns:w14="http://schemas.microsoft.com/office/word/2010/wordml" xmlns:w="http://schemas.openxmlformats.org/wordprocessingml/2006/main" xmlns:w10="urn:schemas-microsoft-com:office:word" xmlns:wp14="http://schemas.microsoft.com/office/word/2010/wordprocessingDrawing" xmlns:v="urn:schemas-microsoft-com:vml" xmlns:o="urn:schemas-microsoft-com:office:office" xmlns:mc="http://schemas.openxmlformats.org/markup-compatibility/2006" xmlns:wpc="http://schemas.microsoft.com/office/word/2010/wordprocessingCanvas" xmlns="" val="0"/>
                         </a:ext>
                       </a:extLst>
                     </a:blip>
@@ -624,17 +624,78 @@
           <w:rFonts w:eastAsia="Times New Roman" w:cs="Times New Roman"/>
           <w:color w:val="34343C"/>
           <w:szCs w:val="28"/>
-          <w:lang w:eastAsia="ru-RU"/>
-        </w:rPr>
-      </w:pPr>
-      <w:r>
-        <w:rPr>
-          <w:rFonts w:eastAsia="Times New Roman" w:cs="Times New Roman"/>
-          <w:color w:val="34343C"/>
-          <w:szCs w:val="28"/>
-          <w:lang w:eastAsia="ru-RU"/>
-        </w:rPr>
-        <w:t xml:space="preserve">    Москва, 2026</w:t>
+          <w:lang w:val="en-US" w:eastAsia="ru-RU"/>
+        </w:rPr>
+      </w:pPr>
+      <w:r>
+        <w:rPr>
+          <w:rFonts w:eastAsia="Times New Roman" w:cs="Times New Roman"/>
+          <w:color w:val="34343C"/>
+          <w:szCs w:val="28"/>
+          <w:lang w:eastAsia="ru-RU"/>
+        </w:rPr>
+        <w:t xml:space="preserve">  </w:t>
+      </w:r>
+    </w:p>
+    <w:p>
+      <w:pPr>
+        <w:shd w:val="clear" w:color="auto" w:fill="FFFFFF"/>
+        <w:spacing w:after="0" w:line="240" w:lineRule="auto"/>
+        <w:ind w:left="2832" w:firstLine="708"/>
+        <w:rPr>
+          <w:rFonts w:eastAsia="Times New Roman" w:cs="Times New Roman"/>
+          <w:color w:val="34343C"/>
+          <w:szCs w:val="28"/>
+          <w:lang w:val="en-US" w:eastAsia="ru-RU"/>
+        </w:rPr>
+      </w:pPr>
+    </w:p>
+    <w:p>
+      <w:pPr>
+        <w:shd w:val="clear" w:color="auto" w:fill="FFFFFF"/>
+        <w:spacing w:after="0" w:line="240" w:lineRule="auto"/>
+        <w:ind w:left="2832" w:firstLine="708"/>
+        <w:rPr>
+          <w:rFonts w:eastAsia="Times New Roman" w:cs="Times New Roman"/>
+          <w:color w:val="34343C"/>
+          <w:szCs w:val="28"/>
+          <w:lang w:val="en-US" w:eastAsia="ru-RU"/>
+        </w:rPr>
+      </w:pPr>
+    </w:p>
+    <w:p>
+      <w:pPr>
+        <w:shd w:val="clear" w:color="auto" w:fill="FFFFFF"/>
+        <w:spacing w:after="0" w:line="240" w:lineRule="auto"/>
+        <w:ind w:left="2832" w:firstLine="708"/>
+        <w:rPr>
+          <w:rFonts w:eastAsia="Times New Roman" w:cs="Times New Roman"/>
+          <w:color w:val="34343C"/>
+          <w:szCs w:val="28"/>
+          <w:lang w:val="en-US" w:eastAsia="ru-RU"/>
+        </w:rPr>
+      </w:pPr>
+    </w:p>
+    <w:p>
+      <w:pPr>
+        <w:shd w:val="clear" w:color="auto" w:fill="FFFFFF"/>
+        <w:spacing w:after="0" w:line="240" w:lineRule="auto"/>
+        <w:ind w:left="2832" w:firstLine="708"/>
+        <w:rPr>
+          <w:rFonts w:eastAsia="Times New Roman" w:cs="Times New Roman"/>
+          <w:color w:val="34343C"/>
+          <w:szCs w:val="28"/>
+          <w:lang w:val="en-US" w:eastAsia="ru-RU"/>
+        </w:rPr>
+      </w:pPr>
+      <w:r>
+        <w:rPr>
+          <w:rFonts w:eastAsia="Times New Roman" w:cs="Times New Roman"/>
+          <w:color w:val="34343C"/>
+          <w:szCs w:val="28"/>
+          <w:lang w:eastAsia="ru-RU"/>
+        </w:rPr>
+        <w:t xml:space="preserve">  Москва, 2026</w:t>
       </w:r>
       <w:r>
         <w:rPr>
@@ -648,11 +709,20 @@
     </w:p>
     <w:p>
       <w:pPr>
+        <w:jc w:val="center"/>
         <w:rPr>
           <w:noProof/>
           <w:lang w:eastAsia="ru-RU"/>
         </w:rPr>
       </w:pPr>
+      <w:r>
+        <w:rPr>
+          <w:noProof/>
+          <w:lang w:eastAsia="ru-RU"/>
+        </w:rPr>
+        <w:lastRenderedPageBreak/>
+        <w:t>Отчет о деятельности консультантов</w:t>
+      </w:r>
     </w:p>
     <w:p>
       <w:pPr>
@@ -663,7 +733,6 @@
           <w:noProof/>
           <w:lang w:eastAsia="ru-RU"/>
         </w:rPr>
-        <w:lastRenderedPageBreak/>
         <w:drawing>
           <wp:inline distT="0" distB="0" distL="0" distR="0">
             <wp:extent cx="5940425" cy="1071367"/>
